--- a/Глава 3.docx
+++ b/Глава 3.docx
@@ -101,9 +101,20 @@
     </w:p>
     <w:p>
       <w:pPr>
+        <w:spacing w:line="240" w:lineRule="auto"/>
+        <w:ind w:firstLine="0"/>
+        <w:jc w:val="left"/>
+      </w:pPr>
+      <w:r>
+        <w:br w:type="page"/>
+      </w:r>
+    </w:p>
+    <w:p>
+      <w:pPr>
         <w:pStyle w:val="2"/>
       </w:pPr>
       <w:r>
+        <w:lastRenderedPageBreak/>
         <w:t>3.2 Статистические методы устранения ошибок</w:t>
       </w:r>
     </w:p>
@@ -128,27 +139,27 @@
         <w:spacing w:line="360" w:lineRule="auto"/>
       </w:pPr>
       <w:r>
-        <w:t xml:space="preserve">На протяжении этапа тестирования все обнаруженные дефекты фиксировались с указанием даты, модуля и степени критичности. Наибольшее число ошибок было выявлено в первые дни проверки, когда тестировались сценарии бронирования и выдачи книг. После исправления </w:t>
+        <w:t>На протяжении этапа тестирования все обнаруженные дефекты фиксировались с указанием даты, модуля и степени критичности. Наибольшее число ошибок было выявлено в первые дни проверки, когда тестировались сценарии бронирования и выдачи книг. После исправления основных дефектов интенсивность обнаружения ошибок снизилась: в финальные дни тестирования фиксировались в основном косметические замечания интерфейса и незначительные неточности текстовых сообщений.</w:t>
+      </w:r>
+    </w:p>
+    <w:p>
+      <w:pPr>
+        <w:spacing w:line="360" w:lineRule="auto"/>
+      </w:pPr>
+      <w:r>
+        <w:t>Для оценки остаточных рисков использовался анализ динамики дефектов. Если после повторного прохождения ключевых сценариев в течение нескольких прогонов не выявлялись критические ошибки, модуль считался готовым к приёмочной проверке. Такой подход позволил не расширять набор тестов до избыточного уровня и сосредоточиться на функциях, от которых зависит фактическая работоспособность библиотеки: вход в систему, поиск книги, бронирование, выдача, возврат и проверка прав доступа.</w:t>
+      </w:r>
+    </w:p>
+    <w:p>
+      <w:pPr>
+        <w:spacing w:line="360" w:lineRule="auto"/>
+      </w:pPr>
+      <w:r>
+        <w:t xml:space="preserve">Дополнительно применялся анализ распределения дефектов по модулям. Наиболее сложными оказались модуль бронирования и выдачи, так как он изменяет статус экземпляра, создаёт запись операции и формирует уведомление пользователю. Вторым по числу замечаний стал модуль каталога, где проверялись поиск, фильтрация и корректное отображение наличия книг. Меньше всего дефектов было обнаружено в </w:t>
       </w:r>
       <w:r>
         <w:lastRenderedPageBreak/>
-        <w:t>основных дефектов интенсивность обнаружения ошибок снизилась: в финальные дни тестирования фиксировались в основном косметические замечания интерфейса и незначительные неточности текстовых сообщений.</w:t>
-      </w:r>
-    </w:p>
-    <w:p>
-      <w:pPr>
-        <w:spacing w:line="360" w:lineRule="auto"/>
-      </w:pPr>
-      <w:r>
-        <w:t>Для оценки остаточных рисков использовался анализ динамики дефектов. Если после повторного прохождения ключевых сценариев в течение нескольких прогонов не выявлялись критические ошибки, модуль считался готовым к приёмочной проверке. Такой подход позволил не расширять набор тестов до избыточного уровня и сосредоточиться на функциях, от которых зависит фактическая работоспособность библиотеки: вход в систему, поиск книги, бронирование, выдача, возврат и проверка прав доступа.</w:t>
-      </w:r>
-    </w:p>
-    <w:p>
-      <w:pPr>
-        <w:spacing w:line="360" w:lineRule="auto"/>
-      </w:pPr>
-      <w:r>
-        <w:t>Дополнительно применялся анализ распределения дефектов по модулям. Наиболее сложными оказались модуль бронирования и выдачи, так как он изменяет статус экземпляра, создаёт запись операции и формирует уведомление пользователю. Вторым по числу замечаний стал модуль каталога, где проверялись поиск, фильтрация и корректное отображение наличия книг. Меньше всего дефектов было обнаружено в модуле личного кабинета, поскольку его логика в основном связана с отображением уже сохранённых данных.</w:t>
+        <w:t>модуле личного кабинета, поскольку его логика в основном связана с отображением уже сохранённых данных.</w:t>
       </w:r>
     </w:p>
     <w:p>
@@ -161,9 +172,20 @@
     </w:p>
     <w:p>
       <w:pPr>
+        <w:spacing w:line="240" w:lineRule="auto"/>
+        <w:ind w:firstLine="0"/>
+        <w:jc w:val="left"/>
+      </w:pPr>
+      <w:r>
+        <w:br w:type="page"/>
+      </w:r>
+    </w:p>
+    <w:p>
+      <w:pPr>
         <w:pStyle w:val="2"/>
       </w:pPr>
       <w:r>
+        <w:lastRenderedPageBreak/>
         <w:t>3.3 Функциональное тестирование</w:t>
       </w:r>
     </w:p>
@@ -180,19 +202,137 @@
       </w:r>
       <w:proofErr w:type="spellEnd"/>
       <w:r>
-        <w:t xml:space="preserve">» проводилось с целью проверки соответствия реализованных функций </w:t>
+        <w:t>» проводилось с целью проверки соответствия реализованных функций требованиям технического задания. В отличие от полного набора регрессионных проверок, для данной главы был сформирован сокращённый набор из 24 наиболее важных тест-кейсов. Они охватывают основные роли пользователей и наиболее значимые процессы: авторизацию, каталог книг, бронирование и выдачу экземпляров, личный кабинет, административную панель, отзывы и уведомления.</w:t>
+      </w:r>
+    </w:p>
+    <w:p>
+      <w:pPr>
+        <w:spacing w:line="360" w:lineRule="auto"/>
+      </w:pPr>
+      <w:r>
+        <w:t xml:space="preserve">Первая группа тест-кейсов проверяла модуль аутентификации и авторизации. Тест-кейс TC-AUTH-01: «Вход пользователя с корректными данными». Предусловие: в базе данных существует активный пользователь с ролью читателя. Шаги: пользователь открывает страницу входа, вводит </w:t>
+      </w:r>
+      <w:proofErr w:type="spellStart"/>
+      <w:r>
+        <w:t>email</w:t>
+      </w:r>
+      <w:proofErr w:type="spellEnd"/>
+      <w:r>
+        <w:t xml:space="preserve"> и пароль, нажимает кнопку входа. Ожидаемый результат: система выполняет вход, создаёт JWT-токен и открывает личный кабинет. Фактический результат соответствует ожидаемому. Тест-кейс TC-AUTH-02: «Запрет доступа к административной панели для читателя». Ожидаемый результат: пользователь без роли администратора не получает доступ к закрытому разделу.</w:t>
+      </w:r>
+    </w:p>
+    <w:p>
+      <w:pPr>
+        <w:spacing w:line="360" w:lineRule="auto"/>
+      </w:pPr>
+      <w:r>
+        <w:t>Вторая группа тест-кейсов проверяла каталог и карточку книги. Тест-кейс TC-CAT-01: «Поиск книги по названию или ISBN». Предусловие: в каталоге есть несколько книг с различными названиями и ISBN. Ожидаемый результат: отображаются только книги, соответствующие запросу, при этом карточки содержат название, автора, обложку и статус наличия. Тест-кейс TC-BOOK-01: «Просмотр карточки книги». Ожидаемый результат: отображаются обложка, название, авторы, издатель, год издания, ISBN, описание, категории, отзывы и сведения о доступных экземплярах.</w:t>
+      </w:r>
+    </w:p>
+    <w:p>
+      <w:pPr>
+        <w:spacing w:line="360" w:lineRule="auto"/>
+      </w:pPr>
+      <w:r>
+        <w:t xml:space="preserve">Третья группа тест-кейсов проверяла бронирование, выдачу, возврат и продление книг. Тест-кейс TC-RES-01: «Создание бронирования </w:t>
       </w:r>
       <w:r>
         <w:lastRenderedPageBreak/>
-        <w:t>требованиям технического задания. В отличие от полного набора регрессионных проверок, для данной главы был сформирован сокращённый набор из 24 наиболее важных тест-кейсов. Они охватывают основные роли пользователей и наиболее значимые процессы: авторизацию, каталог книг, бронирование и выдачу экземпляров, личный кабинет, административную панель, отзывы и уведомления.</w:t>
-      </w:r>
-    </w:p>
-    <w:p>
-      <w:pPr>
-        <w:spacing w:line="360" w:lineRule="auto"/>
-      </w:pPr>
-      <w:r>
-        <w:t xml:space="preserve">Первая группа тест-кейсов проверяла модуль аутентификации и авторизации. Тест-кейс TC-AUTH-01: «Вход пользователя с корректными данными». Предусловие: в базе данных существует активный пользователь с ролью читателя. Шаги: пользователь открывает страницу входа, вводит </w:t>
+        <w:t>доступной книги». Ожидаемый результат: создаётся запись бронирования, статус экземпляра меняется на «забронирован», пользователю отправляется уведомление. Тест-кейс TC-LOAN-01: «Оформление выдачи библиотекарем». Ожидаемый результат: создаётся запись займа, экземпляр получает статус «выдан», в профиле пользователя появляется книга на руках. Тест-кейс TC-LOAN-02: «Возврат экземпляра книги». Ожидаемый результат: статус займа становится «возвращён», экземпляр снова доступен в каталоге.</w:t>
+      </w:r>
+    </w:p>
+    <w:p>
+      <w:pPr>
+        <w:spacing w:line="360" w:lineRule="auto"/>
+      </w:pPr>
+      <w:r>
+        <w:t>Шестая группа тест-кейсов проверяла личный кабинет пользователя. Тест-кейс TC-ACC-01: «Просмотр профиля и истории операций». Предусловие: пользователь авторизован и имеет историю бронирований или выдач. Ожидаемый результат: в профиле отображаются персональные данные, книги на руках, активные бронирования и история операций. Тест-кейс TC-ACC-02: «Добавление книги в избранное». Ожидаемый результат: книга добавляется в список пользователя и может быть отнесена к одному из статусов: прочитана, в процессе, на руках или хочу прочитать.</w:t>
+      </w:r>
+    </w:p>
+    <w:p>
+      <w:pPr>
+        <w:spacing w:line="360" w:lineRule="auto"/>
+      </w:pPr>
+      <w:r>
+        <w:t xml:space="preserve">Седьмая группа тест-кейсов проверяла административные функции, отзывы и уведомления. Тест-кейс TC-ADM-01: «Добавление новой книги в каталог». Предусловие: пользователь авторизован с ролью редактора или администратора. Ожидаемый результат: новая книга появляется в каталоге, а изображение сохраняется в </w:t>
+      </w:r>
+      <w:proofErr w:type="spellStart"/>
+      <w:r>
+        <w:t>MinIO</w:t>
+      </w:r>
+      <w:proofErr w:type="spellEnd"/>
+      <w:r>
+        <w:t>. Тест-кейс TC-REV-01: «Создание отзыва к книге». Ожидаемый результат: отзыв сохраняется со статусом ожидания модерации и не отображается публично до одобрения. Тест-кейс TC-NOT-01: «Получение уведомления о бронировании или сроке возврата». Ожидаемый результат: уведомление появляется в личном кабинете пользователя.</w:t>
+      </w:r>
+    </w:p>
+    <w:p>
+      <w:pPr>
+        <w:spacing w:line="360" w:lineRule="auto"/>
+      </w:pPr>
+      <w:r>
+        <w:t xml:space="preserve">По результатам функционального тестирования было выявлено 9 дефектов. Из них 1 дефект был классифицирован как критический: при одновременном бронировании одного экземпляра двумя пользователями </w:t>
+      </w:r>
+      <w:r>
+        <w:lastRenderedPageBreak/>
+        <w:t>система некорректно обновляла статус. Дефект был устранён за счёт транзакционной проверки доступности экземпляра. Также было выявлено 4 значительных дефекта, связанных с фильтрацией каталога и отображением статусов выдачи, и 4 незначительных дефекта интерфейса. После исправления ошибок ключевые тест-кейсы были пройдены повторно.</w:t>
+      </w:r>
+    </w:p>
+    <w:p>
+      <w:pPr>
+        <w:spacing w:line="240" w:lineRule="auto"/>
+        <w:ind w:firstLine="0"/>
+      </w:pPr>
+      <w:r>
+        <w:br w:type="page"/>
+      </w:r>
+    </w:p>
+    <w:p>
+      <w:pPr>
+        <w:pStyle w:val="2"/>
+      </w:pPr>
+      <w:r>
+        <w:lastRenderedPageBreak/>
+        <w:t>3.4 Структурное тестирование</w:t>
+      </w:r>
+    </w:p>
+    <w:p>
+      <w:pPr>
+        <w:spacing w:line="360" w:lineRule="auto"/>
+      </w:pPr>
+      <w:r>
+        <w:t xml:space="preserve">Структурное тестирование проводилось на уровне отдельных функций и сервисов серверной части, а также наиболее важных компонентов клиентского приложения. Целью структурного тестирования являлась проверка корректности работы методов в изоляции от внешних зависимостей. Для серверной части использовались </w:t>
+      </w:r>
+      <w:proofErr w:type="spellStart"/>
+      <w:r>
+        <w:t>mock</w:t>
+      </w:r>
+      <w:proofErr w:type="spellEnd"/>
+      <w:r>
+        <w:t xml:space="preserve">-объекты </w:t>
+      </w:r>
+      <w:proofErr w:type="spellStart"/>
+      <w:r>
+        <w:t>Prisma</w:t>
+      </w:r>
+      <w:proofErr w:type="spellEnd"/>
+      <w:r>
+        <w:t xml:space="preserve"> Client и тестовые данные, позволяющие имитировать ответы базы данных без изменения реального хранилища.</w:t>
+      </w:r>
+    </w:p>
+    <w:p>
+      <w:pPr>
+        <w:spacing w:line="360" w:lineRule="auto"/>
+      </w:pPr>
+      <w:r>
+        <w:t>Всего было разработано 48 модульных и компонентных тестов, покрывающих наиболее критичные участки системы. Такой объём является достаточным для проекта данного масштаба, так как проверяет не все второстепенные детали интерфейса, а именно функции, от которых зависит корректность библиотечного учёта: авторизация, проверка ролей, поиск книг, создание бронирования, оформление выдачи, возврат экземпляра и обработка уведомлений.</w:t>
+      </w:r>
+    </w:p>
+    <w:p>
+      <w:pPr>
+        <w:spacing w:line="360" w:lineRule="auto"/>
+      </w:pPr>
+      <w:r>
+        <w:t xml:space="preserve">В модуле аутентификации были написаны тесты для функции входа пользователя. Тест UT-AUTH-01 проверял, что при корректном </w:t>
       </w:r>
       <w:proofErr w:type="spellStart"/>
       <w:r>
@@ -200,180 +340,71 @@
       </w:r>
       <w:proofErr w:type="spellEnd"/>
       <w:r>
-        <w:t xml:space="preserve"> и пароль, нажимает кнопку входа. Ожидаемый результат: система выполняет вход, создаёт JWT-токен и открывает личный кабинет. Фактический результат соответствует ожидаемому. Тест-кейс TC-AUTH-02: «Запрет доступа к административной панели для читателя». Ожидаемый результат: пользователь без роли администратора не получает доступ к закрытому разделу.</w:t>
-      </w:r>
-    </w:p>
-    <w:p>
-      <w:pPr>
-        <w:spacing w:line="360" w:lineRule="auto"/>
-      </w:pPr>
-      <w:r>
-        <w:t>Вторая группа тест-кейсов проверяла каталог и карточку книги. Тест-кейс TC-CAT-01: «Поиск книги по названию или ISBN». Предусловие: в каталоге есть несколько книг с различными названиями и ISBN. Ожидаемый результат: отображаются только книги, соответствующие запросу, при этом карточки содержат название, автора, обложку и статус наличия. Тест-кейс TC-BOOK-01: «Просмотр карточки книги». Ожидаемый результат: отображаются обложка, название, авторы, издатель, год издания, ISBN, описание, категории, отзывы и сведения о доступных экземплярах.</w:t>
-      </w:r>
-    </w:p>
-    <w:p>
-      <w:pPr>
-        <w:spacing w:line="360" w:lineRule="auto"/>
-      </w:pPr>
-      <w:r>
-        <w:t xml:space="preserve">Третья группа тест-кейсов проверяла бронирование, выдачу, возврат и продление книг. Тест-кейс TC-RES-01: «Создание бронирования доступной книги». Ожидаемый результат: создаётся запись бронирования, статус экземпляра меняется на «забронирован», пользователю отправляется уведомление. Тест-кейс TC-LOAN-01: «Оформление выдачи </w:t>
+        <w:t xml:space="preserve"> и пароле сервер возвращает JWT-токен. Тест UT-AUTH-02 проверял отказ при неверном пароле. Тест UT-AUTH-03 проверял, что пользователь с ролью читателя не может получить доступ к административному маршруту. Все тесты модуля авторизации были пройдены успешно.</w:t>
+      </w:r>
+    </w:p>
+    <w:p>
+      <w:pPr>
+        <w:spacing w:line="360" w:lineRule="auto"/>
+      </w:pPr>
+      <w:r>
+        <w:t>В модуле каталога тесты проверяли поиск и фильтрацию книг. Тест UT-CAT-01 проверял, что поиск по названию возвращает только подходящие книги. Тест UT-CAT-02 проверял одновременное применение нескольких фильтров: категории, года издания и языка. Тест UT-CAT-03 проверял, что архивная книга не отображается как доступная для обычного пользователя.</w:t>
+      </w:r>
+    </w:p>
+    <w:p>
+      <w:pPr>
+        <w:spacing w:line="360" w:lineRule="auto"/>
+      </w:pPr>
+      <w:r>
+        <w:t xml:space="preserve">В модуле бронирования и выдачи особое внимание уделялось транзакционным операциям. Тест UT-RES-01 проверял, что при </w:t>
       </w:r>
       <w:r>
         <w:lastRenderedPageBreak/>
-        <w:t>библиотекарем». Ожидаемый результат: создаётся запись займа, экземпляр получает статус «выдан», в профиле пользователя появляется книга на руках. Тест-кейс TC-LOAN-02: «Возврат экземпляра книги». Ожидаемый результат: статус займа становится «возвращён», экземпляр снова доступен в каталоге.</w:t>
-      </w:r>
-    </w:p>
-    <w:p>
-      <w:pPr>
-        <w:spacing w:line="360" w:lineRule="auto"/>
-      </w:pPr>
-      <w:r>
-        <w:t>Шестая группа тест-кейсов проверяла личный кабинет пользователя. Тест-кейс TC-ACC-01: «Просмотр профиля и истории операций». Предусловие: пользователь авторизован и имеет историю бронирований или выдач. Ожидаемый результат: в профиле отображаются персональные данные, книги на руках, активные бронирования и история операций. Тест-кейс TC-ACC-02: «Добавление книги в избранное». Ожидаемый результат: книга добавляется в список пользователя и может быть отнесена к одному из статусов: прочитана, в процессе, на руках или хочу прочитать.</w:t>
-      </w:r>
-    </w:p>
-    <w:p>
-      <w:pPr>
-        <w:spacing w:line="360" w:lineRule="auto"/>
-      </w:pPr>
-      <w:r>
-        <w:t xml:space="preserve">Седьмая группа тест-кейсов проверяла административные функции, отзывы и уведомления. Тест-кейс TC-ADM-01: «Добавление новой книги в каталог». Предусловие: пользователь авторизован с ролью редактора или администратора. Ожидаемый результат: новая книга появляется в каталоге, а изображение сохраняется в </w:t>
-      </w:r>
-      <w:proofErr w:type="spellStart"/>
-      <w:r>
-        <w:t>MinIO</w:t>
-      </w:r>
-      <w:proofErr w:type="spellEnd"/>
-      <w:r>
-        <w:t>. Тест-кейс TC-REV-01: «Создание отзыва к книге». Ожидаемый результат: отзыв сохраняется со статусом ожидания модерации и не отображается публично до одобрения. Тест-кейс TC-NOT-01: «Получение уведомления о бронировании или сроке возврата». Ожидаемый результат: уведомление появляется в личном кабинете пользователя.</w:t>
-      </w:r>
-    </w:p>
-    <w:p>
-      <w:pPr>
-        <w:spacing w:line="360" w:lineRule="auto"/>
-      </w:pPr>
-      <w:r>
-        <w:t xml:space="preserve">По результатам функционального тестирования было выявлено 9 дефектов. Из них 1 дефект был классифицирован как критический: при одновременном бронировании одного экземпляра двумя пользователями система некорректно обновляла статус. Дефект был устранён за счёт транзакционной проверки доступности экземпляра. Также было выявлено 4 значительных дефекта, связанных с фильтрацией каталога и отображением </w:t>
+        <w:t>бронировании доступного экземпляра создаётся запись бронирования и меняется статус экземпляра. Тест UT-RES-02 проверял защиту от двойного бронирования. Тест UT-LOAN-01 проверял оформление выдачи по подтверждённому бронированию. Тест UT-LOAN-02 проверял возврат книги и восстановление доступности экземпляра.</w:t>
+      </w:r>
+    </w:p>
+    <w:p>
+      <w:pPr>
+        <w:spacing w:line="360" w:lineRule="auto"/>
+      </w:pPr>
+      <w:r>
+        <w:t>В модуле личного кабинета и избранного тесты проверяли корректность получения пользовательских данных. Тест UT-ACC-01 проверял, что пользователь получает только собственный профиль. Тест UT-ACC-02 проверял, что одна и та же книга не добавляется в избранное повторно. Тест UT-ACC-03 проверял, что пользователь не может просматривать операции другого читателя.</w:t>
+      </w:r>
+    </w:p>
+    <w:p>
+      <w:pPr>
+        <w:spacing w:line="360" w:lineRule="auto"/>
+      </w:pPr>
+      <w:r>
+        <w:t>В модуле отзывов проверялась логика создания и модерации пользовательского контента. Тест UT-REV-01 проверял, что новый отзыв получает статус ожидания модерации. Тест UT-REV-02 проверял публикацию отзыва после одобрения редактором. Тест UT-REV-03 проверял ограничение на повторный отзыв одного пользователя к одной книге.</w:t>
+      </w:r>
+    </w:p>
+    <w:p>
+      <w:pPr>
+        <w:spacing w:line="360" w:lineRule="auto"/>
+      </w:pPr>
+      <w:r>
+        <w:t>В модуле администрирования проверялись операции управления пользователями, ролями и системными настройками. Тест UT-ADM-01 проверял корректное изменение роли пользователя администратором. Тест UT-ADM-02 проверял сохранение лимита книг на руках и срока выдачи. Тест UT-ADM-03 проверял, что административные действия фиксируются в журнале.</w:t>
+      </w:r>
+    </w:p>
+    <w:p>
+      <w:pPr>
+        <w:spacing w:line="360" w:lineRule="auto"/>
+      </w:pPr>
+      <w:r>
+        <w:t xml:space="preserve">Структурное тестирование клиентской части проводилось для ключевых компонентов </w:t>
+      </w:r>
+      <w:proofErr w:type="spellStart"/>
+      <w:r>
+        <w:t>Vue</w:t>
+      </w:r>
+      <w:proofErr w:type="spellEnd"/>
+      <w:r>
+        <w:t xml:space="preserve"> 3. Были проверены компонент авторизации, компонент каталога, карточка книги, форма бронирования и личный кабинет. Тест UT-UI-01 проверял, что при выборе фильтров клиент отправляет корректные параметры запроса. Тест UT-UI-02 проверял, что </w:t>
       </w:r>
       <w:r>
         <w:lastRenderedPageBreak/>
-        <w:t>статусов выдачи, и 4 незначительных дефекта интерфейса. После исправления ошибок ключевые тест-кейсы были пройдены повторно.</w:t>
-      </w:r>
-    </w:p>
-    <w:p>
-      <w:pPr>
-        <w:pStyle w:val="2"/>
-      </w:pPr>
-      <w:r>
-        <w:t>3.4 Структурное тестирование</w:t>
-      </w:r>
-    </w:p>
-    <w:p>
-      <w:pPr>
-        <w:spacing w:line="360" w:lineRule="auto"/>
-      </w:pPr>
-      <w:r>
-        <w:t xml:space="preserve">Структурное тестирование проводилось на уровне отдельных функций и сервисов серверной части, а также наиболее важных компонентов клиентского приложения. Целью структурного тестирования являлась проверка корректности работы методов в изоляции от внешних зависимостей. Для серверной части использовались </w:t>
-      </w:r>
-      <w:proofErr w:type="spellStart"/>
-      <w:r>
-        <w:t>mock</w:t>
-      </w:r>
-      <w:proofErr w:type="spellEnd"/>
-      <w:r>
-        <w:t xml:space="preserve">-объекты </w:t>
-      </w:r>
-      <w:proofErr w:type="spellStart"/>
-      <w:r>
-        <w:t>Prisma</w:t>
-      </w:r>
-      <w:proofErr w:type="spellEnd"/>
-      <w:r>
-        <w:t xml:space="preserve"> Client и тестовые данные, позволяющие имитировать ответы базы данных без изменения реального хранилища.</w:t>
-      </w:r>
-    </w:p>
-    <w:p>
-      <w:pPr>
-        <w:spacing w:line="360" w:lineRule="auto"/>
-      </w:pPr>
-      <w:r>
-        <w:t>Всего было разработано 48 модульных и компонентных тестов, покрывающих наиболее критичные участки системы. Такой объём является достаточным для проекта данного масштаба, так как проверяет не все второстепенные детали интерфейса, а именно функции, от которых зависит корректность библиотечного учёта: авторизация, проверка ролей, поиск книг, создание бронирования, оформление выдачи, возврат экземпляра и обработка уведомлений.</w:t>
-      </w:r>
-    </w:p>
-    <w:p>
-      <w:pPr>
-        <w:spacing w:line="360" w:lineRule="auto"/>
-      </w:pPr>
-      <w:r>
-        <w:t xml:space="preserve">В модуле аутентификации были написаны тесты для функции входа пользователя. Тест UT-AUTH-01 проверял, что при корректном </w:t>
-      </w:r>
-      <w:proofErr w:type="spellStart"/>
-      <w:r>
-        <w:t>email</w:t>
-      </w:r>
-      <w:proofErr w:type="spellEnd"/>
-      <w:r>
-        <w:t xml:space="preserve"> и пароле сервер возвращает JWT-токен. Тест UT-AUTH-02 проверял отказ при неверном пароле. Тест UT-AUTH-03 проверял, что пользователь с ролью читателя не может получить доступ к административному маршруту. Все тесты модуля авторизации были пройдены успешно.</w:t>
-      </w:r>
-    </w:p>
-    <w:p>
-      <w:pPr>
-        <w:spacing w:line="360" w:lineRule="auto"/>
-      </w:pPr>
-      <w:r>
-        <w:t>В модуле каталога тесты проверяли поиск и фильтрацию книг. Тест UT-CAT-01 проверял, что поиск по названию возвращает только подходящие книги. Тест UT-CAT-02 проверял одновременное применение нескольких фильтров: категории, года издания и языка. Тест UT-CAT-03 проверял, что архивная книга не отображается как доступная для обычного пользователя.</w:t>
-      </w:r>
-    </w:p>
-    <w:p>
-      <w:pPr>
-        <w:spacing w:line="360" w:lineRule="auto"/>
-      </w:pPr>
-      <w:r>
-        <w:lastRenderedPageBreak/>
-        <w:t>В модуле бронирования и выдачи особое внимание уделялось транзакционным операциям. Тест UT-RES-01 проверял, что при бронировании доступного экземпляра создаётся запись бронирования и меняется статус экземпляра. Тест UT-RES-02 проверял защиту от двойного бронирования. Тест UT-LOAN-01 проверял оформление выдачи по подтверждённому бронированию. Тест UT-LOAN-02 проверял возврат книги и восстановление доступности экземпляра.</w:t>
-      </w:r>
-    </w:p>
-    <w:p>
-      <w:pPr>
-        <w:spacing w:line="360" w:lineRule="auto"/>
-      </w:pPr>
-      <w:r>
-        <w:t>В модуле личного кабинета и избранного тесты проверяли корректность получения пользовательских данных. Тест UT-ACC-01 проверял, что пользователь получает только собственный профиль. Тест UT-ACC-02 проверял, что одна и та же книга не добавляется в избранное повторно. Тест UT-ACC-03 проверял, что пользователь не может просматривать операции другого читателя.</w:t>
-      </w:r>
-    </w:p>
-    <w:p>
-      <w:pPr>
-        <w:spacing w:line="360" w:lineRule="auto"/>
-      </w:pPr>
-      <w:r>
-        <w:t>В модуле отзывов проверялась логика создания и модерации пользовательского контента. Тест UT-REV-01 проверял, что новый отзыв получает статус ожидания модерации. Тест UT-REV-02 проверял публикацию отзыва после одобрения редактором. Тест UT-REV-03 проверял ограничение на повторный отзыв одного пользователя к одной книге.</w:t>
-      </w:r>
-    </w:p>
-    <w:p>
-      <w:pPr>
-        <w:spacing w:line="360" w:lineRule="auto"/>
-      </w:pPr>
-      <w:r>
-        <w:t>В модуле администрирования проверялись операции управления пользователями, ролями и системными настройками. Тест UT-ADM-01 проверял корректное изменение роли пользователя администратором. Тест UT-ADM-02 проверял сохранение лимита книг на руках и срока выдачи. Тест UT-ADM-03 проверял, что административные действия фиксируются в журнале.</w:t>
-      </w:r>
-    </w:p>
-    <w:p>
-      <w:pPr>
-        <w:spacing w:line="360" w:lineRule="auto"/>
-      </w:pPr>
-      <w:r>
-        <w:t xml:space="preserve">Структурное тестирование клиентской части проводилось для ключевых компонентов </w:t>
-      </w:r>
-      <w:proofErr w:type="spellStart"/>
-      <w:r>
-        <w:t>Vue</w:t>
-      </w:r>
-      <w:proofErr w:type="spellEnd"/>
-      <w:r>
-        <w:t xml:space="preserve"> 3. Были проверены компонент авторизации, компонент каталога, карточка книги, форма бронирования и личный кабинет. Тест UT-UI-01 проверял, что при выборе фильтров клиент </w:t>
-      </w:r>
-      <w:r>
-        <w:lastRenderedPageBreak/>
-        <w:t>отправляет корректные параметры запроса. Тест UT-UI-02 проверял, что кнопка бронирования недоступна для выданного или забронированного экземпляра.</w:t>
+        <w:t>кнопка бронирования недоступна для выданного или забронированного экземпляра.</w:t>
       </w:r>
     </w:p>
     <w:p>

--- a/Глава 3.docx
+++ b/Глава 3.docx
@@ -23,16 +23,10 @@
         <w:spacing w:line="360" w:lineRule="auto"/>
       </w:pPr>
       <w:r>
-        <w:t>Тестирование программного обеспечения представляет собой процесс проверки соответствия разработанного приложения предъявленным требованиям, выявления дефектов и оценки качества. В контексте разработки веб-приложения «</w:t>
-      </w:r>
-      <w:proofErr w:type="spellStart"/>
-      <w:r>
-        <w:t>TopLibrary</w:t>
-      </w:r>
-      <w:proofErr w:type="spellEnd"/>
-      <w:r>
-        <w:t>» тестирование проводилось для подтверждения корректной работы основных процессов библиотечного учёта: авторизации пользователей, поиска книг, бронирования, выдачи и возврата экземпляров, ведения личного кабинета, модерации отзывов и администрирования системы.</w:t>
-      </w:r>
+        <w:t>Тестирование программного обеспечения представляет собой процесс проверки соответствия разработанного приложения предъявленным требованиям, выявления дефектов и оценки качества. В контексте разработки веб-приложения «TopLibrary» тестирование проводилось не как полный промышленный цикл, а как практическая проверка основных процессов библиотечного учёта, которые должны быть показаны в рамках выпускной квалификационной работы: авторизации пользователей, поиска книг, бронирования, выдачи и возврата экземпляров, ведения личного кабинета, модерации отзывов и администрирования системы.</w:t>
+      </w:r>
+      <w:proofErr w:type="spellStart"/>
+      <w:proofErr w:type="spellEnd"/>
     </w:p>
     <w:p>
       <w:pPr>
@@ -47,56 +41,31 @@
         <w:spacing w:line="360" w:lineRule="auto"/>
       </w:pPr>
       <w:r>
-        <w:t xml:space="preserve">В процессе тестирования выделялись основные виды проверок. Функциональное тестирование использовалось для оценки соответствия поведения системы требованиям технического задания. Тестирование интерфейса проверяло удобство работы с каталогом книг, карточкой книги, профилем пользователя и административной панелью. Тестирование безопасности было направлено на проверку аутентификации, JWT-авторизации и ролевого разграничения доступа. Интеграционное тестирование проверяло взаимодействие клиентской части </w:t>
-      </w:r>
-      <w:proofErr w:type="spellStart"/>
-      <w:r>
-        <w:t>Vue</w:t>
-      </w:r>
-      <w:proofErr w:type="spellEnd"/>
-      <w:r>
-        <w:t xml:space="preserve"> 3, серверного REST API на Express.js, базы данных </w:t>
-      </w:r>
-      <w:proofErr w:type="spellStart"/>
-      <w:r>
-        <w:t>PostgreSQL</w:t>
-      </w:r>
-      <w:proofErr w:type="spellEnd"/>
-      <w:r>
-        <w:t xml:space="preserve">, </w:t>
-      </w:r>
-      <w:proofErr w:type="spellStart"/>
-      <w:r>
-        <w:t>Prisma</w:t>
-      </w:r>
-      <w:proofErr w:type="spellEnd"/>
-      <w:r>
-        <w:t xml:space="preserve"> ORM и объектного хранилища </w:t>
-      </w:r>
-      <w:proofErr w:type="spellStart"/>
-      <w:r>
-        <w:t>MinIO</w:t>
-      </w:r>
-      <w:proofErr w:type="spellEnd"/>
-      <w:r>
-        <w:t>.</w:t>
-      </w:r>
-    </w:p>
-    <w:p>
-      <w:pPr>
-        <w:spacing w:line="360" w:lineRule="auto"/>
-      </w:pPr>
-      <w:r>
-        <w:lastRenderedPageBreak/>
-        <w:t>Соотношение между видами тестирования определялось целями каждого этапа. На начальном этапе выполнялись модульные проверки отдельных функций и сервисов серверной части: авторизации, поиска книг, проверки доступности экземпляра, создания бронирования и оформления выдачи. Затем выполнялись интеграционные проверки взаимодействия модулей: каталог — карточка книги — бронирование — выдача — уведомление. После завершения основной разработки проводилось системное тестирование, охватывающее наиболее важные пользовательские сценарии в браузере.</w:t>
-      </w:r>
-    </w:p>
-    <w:p>
-      <w:pPr>
-        <w:spacing w:line="360" w:lineRule="auto"/>
-      </w:pPr>
-      <w:r>
-        <w:t>Для фиксации результатов тестирования использовался журнал дефектов. Для каждого найденного дефекта указывались модуль, краткое описание, шаги воспроизведения, ожидаемый и фактический результат, степень критичности, ответственный за исправление и статус. Дефекты классифицировались как критические, значительные и незначительные. Такой подход позволил контролировать исправление ошибок и не перегружать тестирование второстепенными проверками, не влияющими на основные функции системы.</w:t>
+        <w:t>В процессе тестирования выделялись основные виды проверок. Функциональное тестирование использовалось для оценки соответствия поведения системы требованиям технического задания. Тестирование интерфейса проверяло удобство работы с каталогом книг, карточкой книги, профилем пользователя и административной панелью. Проверка безопасности была направлена на аутентификацию, JWT-авторизацию и ролевое разграничение доступа. Интеграционное тестирование проверяло взаимодействие клиентской части Vue 3, серверного REST API на Express.js, базы данных PostgreSQL, Prisma ORM и объектного хранилища MinIO.</w:t>
+      </w:r>
+      <w:proofErr w:type="spellStart"/>
+      <w:proofErr w:type="spellEnd"/>
+      <w:proofErr w:type="spellStart"/>
+      <w:proofErr w:type="spellEnd"/>
+      <w:proofErr w:type="spellStart"/>
+      <w:proofErr w:type="spellEnd"/>
+      <w:proofErr w:type="spellStart"/>
+      <w:proofErr w:type="spellEnd"/>
+    </w:p>
+    <w:p>
+      <w:pPr>
+        <w:spacing w:line="360" w:lineRule="auto"/>
+      </w:pPr>
+      <w:r>
+        <w:t>Соотношение между видами тестирования определялось целями каждого этапа. На начальном этапе выполнялись выборочные модульные проверки отдельных функций и сервисов серверной части: авторизации, поиска книг, проверки доступности экземпляра, создания бронирования и оформления выдачи. Затем выполнялись интеграционные проверки взаимодействия модулей: каталог — карточка книги — бронирование — выдача — уведомление. После завершения основной разработки проводилось системное тестирование, охватывающее наиболее важные пользовательские сценарии в браузере.</w:t>
+      </w:r>
+    </w:p>
+    <w:p>
+      <w:pPr>
+        <w:spacing w:line="360" w:lineRule="auto"/>
+      </w:pPr>
+      <w:r>
+        <w:t>Для фиксации результатов тестирования использовался короткий журнал дефектов. Для каждого найденного дефекта указывались модуль, краткое описание, шаги воспроизведения, ожидаемый и фактический результат, степень критичности и статус исправления. Дефекты классифицировались как критические, значительные и незначительные. Такой подход позволил контролировать исправление ошибок и не перегружать тестирование второстепенными проверками, не влияющими на основные функции системы.</w:t>
       </w:r>
     </w:p>
     <w:p>
@@ -123,51 +92,41 @@
         <w:spacing w:line="360" w:lineRule="auto"/>
       </w:pPr>
       <w:r>
-        <w:t>В процессе разработки веб-приложения «</w:t>
-      </w:r>
-      <w:proofErr w:type="spellStart"/>
-      <w:r>
-        <w:t>TopLibrary</w:t>
-      </w:r>
-      <w:proofErr w:type="spellEnd"/>
-      <w:r>
-        <w:t>» для управления качеством программного обеспечения применялись простые статистические методы, позволяющие оценить динамику обнаружения и исправления дефектов. Основное внимание уделялось не количеству тестов, а проверке наиболее рискованных участков системы: операций с экземплярами книг, ролевого доступа, работы с базой данных и корректности пользовательских сценариев.</w:t>
-      </w:r>
-    </w:p>
-    <w:p>
-      <w:pPr>
-        <w:spacing w:line="360" w:lineRule="auto"/>
-      </w:pPr>
-      <w:r>
-        <w:t>На протяжении этапа тестирования все обнаруженные дефекты фиксировались с указанием даты, модуля и степени критичности. Наибольшее число ошибок было выявлено в первые дни проверки, когда тестировались сценарии бронирования и выдачи книг. После исправления основных дефектов интенсивность обнаружения ошибок снизилась: в финальные дни тестирования фиксировались в основном косметические замечания интерфейса и незначительные неточности текстовых сообщений.</w:t>
-      </w:r>
-    </w:p>
-    <w:p>
-      <w:pPr>
-        <w:spacing w:line="360" w:lineRule="auto"/>
-      </w:pPr>
-      <w:r>
-        <w:t>Для оценки остаточных рисков использовался анализ динамики дефектов. Если после повторного прохождения ключевых сценариев в течение нескольких прогонов не выявлялись критические ошибки, модуль считался готовым к приёмочной проверке. Такой подход позволил не расширять набор тестов до избыточного уровня и сосредоточиться на функциях, от которых зависит фактическая работоспособность библиотеки: вход в систему, поиск книги, бронирование, выдача, возврат и проверка прав доступа.</w:t>
-      </w:r>
-    </w:p>
-    <w:p>
-      <w:pPr>
-        <w:spacing w:line="360" w:lineRule="auto"/>
-      </w:pPr>
-      <w:r>
-        <w:t xml:space="preserve">Дополнительно применялся анализ распределения дефектов по модулям. Наиболее сложными оказались модуль бронирования и выдачи, так как он изменяет статус экземпляра, создаёт запись операции и формирует уведомление пользователю. Вторым по числу замечаний стал модуль каталога, где проверялись поиск, фильтрация и корректное отображение наличия книг. Меньше всего дефектов было обнаружено в </w:t>
-      </w:r>
-      <w:r>
-        <w:lastRenderedPageBreak/>
-        <w:t>модуле личного кабинета, поскольку его логика в основном связана с отображением уже сохранённых данных.</w:t>
-      </w:r>
-    </w:p>
-    <w:p>
-      <w:pPr>
-        <w:spacing w:line="360" w:lineRule="auto"/>
-      </w:pPr>
-      <w:r>
-        <w:t>Для оценки надёжности системы использовался показатель стабильности прохождения ключевых сценариев. Под отказом понималась ошибка, препятствующая выполнению основной пользовательской задачи: невозможность войти в систему, создать бронирование, оформить выдачу, вернуть книгу или открыть карточку издания. По итогам финального цикла проверок критические отказы в основных сценариях не воспроизводились, а выявленные замечания были устранены до завершения тестирования.</w:t>
+        <w:t>В процессе разработки веб-приложения «TopLibrary» для управления качеством программного обеспечения применялись простые статистические методы, позволяющие оценить динамику обнаружения и исправления дефектов. Основное внимание уделялось не количеству тестов, а проверке наиболее рискованных участков системы: операций с экземплярами книг, ролевого доступа, работы с базой данных и корректности пользовательских сценариев.</w:t>
+      </w:r>
+      <w:proofErr w:type="spellStart"/>
+      <w:proofErr w:type="spellEnd"/>
+    </w:p>
+    <w:p>
+      <w:pPr>
+        <w:spacing w:line="360" w:lineRule="auto"/>
+      </w:pPr>
+      <w:r>
+        <w:t>На протяжении этапа тестирования все обнаруженные дефекты фиксировались с указанием даты, модуля и степени критичности. Сложные статистические модели для проекта данного масштаба не применялись, так как разработка выполнялась одним человеком. Достаточным являлся учёт количества замечаний по модулям, их критичности и факта повторной проверки после исправления.</w:t>
+      </w:r>
+    </w:p>
+    <w:p>
+      <w:pPr>
+        <w:spacing w:line="360" w:lineRule="auto"/>
+      </w:pPr>
+      <w:r>
+        <w:t>Для оценки остаточных рисков использовался анализ динамики дефектов. Если после исправления ошибок и повторного прохождения ключевых сценариев не выявлялись критические отказы, модуль считался готовым к приёмочной проверке. Такой подход позволил не расширять набор тестов до избыточного уровня и сосредоточиться на функциях, от которых зависит фактическая работоспособность библиотеки: вход в систему, поиск книги, бронирование, выдача, возврат и проверка прав доступа.</w:t>
+      </w:r>
+    </w:p>
+    <w:p>
+      <w:pPr>
+        <w:spacing w:line="360" w:lineRule="auto"/>
+      </w:pPr>
+      <w:r>
+        <w:t>Дополнительно применялся анализ распределения дефектов по модулям. Наиболее сложными оказались модуль бронирования и выдачи, так как он изменяет статус экземпляра, создаёт запись операции и формирует уведомление пользователю. Вторым по числу замечаний стал модуль каталога, где проверялись поиск, фильтрация и корректное отображение наличия книг. Меньше всего дефектов было обнаружено в модуле личного кабинета, поскольку его логика в основном связана с отображением уже сохранённых данных.</w:t>
+      </w:r>
+    </w:p>
+    <w:p>
+      <w:pPr>
+        <w:spacing w:line="360" w:lineRule="auto"/>
+      </w:pPr>
+      <w:r>
+        <w:t>Для оценки надёжности системы использовался показатель стабильности прохождения ключевых сценариев. Под отказом понималась ошибка, препятствующая выполнению основной пользовательской задачи: невозможность войти в систему, создать бронирование, оформить выдачу, вернуть книгу или открыть карточку издания. По итогам финальной проверки критические отказы в основных сценариях не воспроизводились, а выявленные замечания были устранены до завершения тестирования.</w:t>
       </w:r>
     </w:p>
     <w:p>
@@ -194,87 +153,61 @@
         <w:spacing w:line="360" w:lineRule="auto"/>
       </w:pPr>
       <w:r>
-        <w:t>Функциональное тестирование веб-приложения «</w:t>
-      </w:r>
-      <w:proofErr w:type="spellStart"/>
-      <w:r>
-        <w:t>TopLibrary</w:t>
-      </w:r>
-      <w:proofErr w:type="spellEnd"/>
-      <w:r>
-        <w:t>» проводилось с целью проверки соответствия реализованных функций требованиям технического задания. В отличие от полного набора регрессионных проверок, для данной главы был сформирован сокращённый набор из 24 наиболее важных тест-кейсов. Они охватывают основные роли пользователей и наиболее значимые процессы: авторизацию, каталог книг, бронирование и выдачу экземпляров, личный кабинет, административную панель, отзывы и уведомления.</w:t>
-      </w:r>
-    </w:p>
-    <w:p>
-      <w:pPr>
-        <w:spacing w:line="360" w:lineRule="auto"/>
-      </w:pPr>
-      <w:r>
-        <w:t xml:space="preserve">Первая группа тест-кейсов проверяла модуль аутентификации и авторизации. Тест-кейс TC-AUTH-01: «Вход пользователя с корректными данными». Предусловие: в базе данных существует активный пользователь с ролью читателя. Шаги: пользователь открывает страницу входа, вводит </w:t>
-      </w:r>
-      <w:proofErr w:type="spellStart"/>
-      <w:r>
-        <w:t>email</w:t>
-      </w:r>
-      <w:proofErr w:type="spellEnd"/>
-      <w:r>
-        <w:t xml:space="preserve"> и пароль, нажимает кнопку входа. Ожидаемый результат: система выполняет вход, создаёт JWT-токен и открывает личный кабинет. Фактический результат соответствует ожидаемому. Тест-кейс TC-AUTH-02: «Запрет доступа к административной панели для читателя». Ожидаемый результат: пользователь без роли администратора не получает доступ к закрытому разделу.</w:t>
-      </w:r>
-    </w:p>
-    <w:p>
-      <w:pPr>
-        <w:spacing w:line="360" w:lineRule="auto"/>
-      </w:pPr>
-      <w:r>
-        <w:t>Вторая группа тест-кейсов проверяла каталог и карточку книги. Тест-кейс TC-CAT-01: «Поиск книги по названию или ISBN». Предусловие: в каталоге есть несколько книг с различными названиями и ISBN. Ожидаемый результат: отображаются только книги, соответствующие запросу, при этом карточки содержат название, автора, обложку и статус наличия. Тест-кейс TC-BOOK-01: «Просмотр карточки книги». Ожидаемый результат: отображаются обложка, название, авторы, издатель, год издания, ISBN, описание, категории, отзывы и сведения о доступных экземплярах.</w:t>
-      </w:r>
-    </w:p>
-    <w:p>
-      <w:pPr>
-        <w:spacing w:line="360" w:lineRule="auto"/>
-      </w:pPr>
-      <w:r>
-        <w:t xml:space="preserve">Третья группа тест-кейсов проверяла бронирование, выдачу, возврат и продление книг. Тест-кейс TC-RES-01: «Создание бронирования </w:t>
-      </w:r>
-      <w:r>
-        <w:lastRenderedPageBreak/>
-        <w:t>доступной книги». Ожидаемый результат: создаётся запись бронирования, статус экземпляра меняется на «забронирован», пользователю отправляется уведомление. Тест-кейс TC-LOAN-01: «Оформление выдачи библиотекарем». Ожидаемый результат: создаётся запись займа, экземпляр получает статус «выдан», в профиле пользователя появляется книга на руках. Тест-кейс TC-LOAN-02: «Возврат экземпляра книги». Ожидаемый результат: статус займа становится «возвращён», экземпляр снова доступен в каталоге.</w:t>
-      </w:r>
-    </w:p>
-    <w:p>
-      <w:pPr>
-        <w:spacing w:line="360" w:lineRule="auto"/>
-      </w:pPr>
-      <w:r>
-        <w:t>Шестая группа тест-кейсов проверяла личный кабинет пользователя. Тест-кейс TC-ACC-01: «Просмотр профиля и истории операций». Предусловие: пользователь авторизован и имеет историю бронирований или выдач. Ожидаемый результат: в профиле отображаются персональные данные, книги на руках, активные бронирования и история операций. Тест-кейс TC-ACC-02: «Добавление книги в избранное». Ожидаемый результат: книга добавляется в список пользователя и может быть отнесена к одному из статусов: прочитана, в процессе, на руках или хочу прочитать.</w:t>
-      </w:r>
-    </w:p>
-    <w:p>
-      <w:pPr>
-        <w:spacing w:line="360" w:lineRule="auto"/>
-      </w:pPr>
-      <w:r>
-        <w:t xml:space="preserve">Седьмая группа тест-кейсов проверяла административные функции, отзывы и уведомления. Тест-кейс TC-ADM-01: «Добавление новой книги в каталог». Предусловие: пользователь авторизован с ролью редактора или администратора. Ожидаемый результат: новая книга появляется в каталоге, а изображение сохраняется в </w:t>
-      </w:r>
-      <w:proofErr w:type="spellStart"/>
-      <w:r>
-        <w:t>MinIO</w:t>
-      </w:r>
-      <w:proofErr w:type="spellEnd"/>
-      <w:r>
-        <w:t>. Тест-кейс TC-REV-01: «Создание отзыва к книге». Ожидаемый результат: отзыв сохраняется со статусом ожидания модерации и не отображается публично до одобрения. Тест-кейс TC-NOT-01: «Получение уведомления о бронировании или сроке возврата». Ожидаемый результат: уведомление появляется в личном кабинете пользователя.</w:t>
-      </w:r>
-    </w:p>
-    <w:p>
-      <w:pPr>
-        <w:spacing w:line="360" w:lineRule="auto"/>
-      </w:pPr>
-      <w:r>
-        <w:t xml:space="preserve">По результатам функционального тестирования было выявлено 9 дефектов. Из них 1 дефект был классифицирован как критический: при одновременном бронировании одного экземпляра двумя пользователями </w:t>
-      </w:r>
-      <w:r>
-        <w:lastRenderedPageBreak/>
-        <w:t>система некорректно обновляла статус. Дефект был устранён за счёт транзакционной проверки доступности экземпляра. Также было выявлено 4 значительных дефекта, связанных с фильтрацией каталога и отображением статусов выдачи, и 4 незначительных дефекта интерфейса. После исправления ошибок ключевые тест-кейсы были пройдены повторно.</w:t>
+        <w:t>Функциональное тестирование веб-приложения «TopLibrary» проводилось с целью проверки соответствия реализованных функций требованиям технического задания. Для данной главы был сформирован сокращённый набор из 12 наиболее важных тест-кейсов. Они охватывают основные роли пользователей и наиболее значимые процессы: авторизацию, каталог книг, бронирование и выдачу экземпляров, личный кабинет, административную панель, отзывы и уведомления.</w:t>
+      </w:r>
+      <w:proofErr w:type="spellStart"/>
+      <w:proofErr w:type="spellEnd"/>
+    </w:p>
+    <w:p>
+      <w:pPr>
+        <w:spacing w:line="360" w:lineRule="auto"/>
+      </w:pPr>
+      <w:r>
+        <w:t>Первая группа тест-кейсов проверяла модуль аутентификации и разграничения доступа. Тест-кейс TC-AUTH-01: «Вход пользователя с корректными данными». Предусловие: в базе данных существует активный пользователь с ролью читателя. Шаги: пользователь открывает страницу входа, вводит email и пароль, нажимает кнопку входа. Ожидаемый результат: система выполняет вход, создаёт JWT-токен и открывает личный кабинет. Тест-кейс TC-RBAC-01: «Запрет доступа к административной панели для читателя». Ожидаемый результат: пользователь без роли администратора не получает доступ к закрытому разделу.</w:t>
+      </w:r>
+      <w:proofErr w:type="spellStart"/>
+      <w:proofErr w:type="spellEnd"/>
+    </w:p>
+    <w:p>
+      <w:pPr>
+        <w:spacing w:line="360" w:lineRule="auto"/>
+      </w:pPr>
+      <w:r>
+        <w:t>Вторая группа тест-кейсов проверяла каталог и карточку книги. Тест-кейс TC-CAT-01: «Поиск и фильтрация книг». Предусловие: в каталоге есть несколько книг с различными названиями, авторами, категориями и ISBN. Ожидаемый результат: отображаются только книги, соответствующие запросу и выбранным фильтрам. Тест-кейс TC-BOOK-01: «Просмотр карточки книги». Ожидаемый результат: отображаются обложка, название, авторы, издатель, год издания, ISBN, описание, категории, отзывы и сведения о доступных экземплярах.</w:t>
+      </w:r>
+    </w:p>
+    <w:p>
+      <w:pPr>
+        <w:spacing w:line="360" w:lineRule="auto"/>
+      </w:pPr>
+      <w:r>
+        <w:t>Третья группа тест-кейсов проверяла бронирование, выдачу, продление и возврат книг. Тест-кейс TC-RES-01: «Создание бронирования доступной книги». Ожидаемый результат: создаётся запись бронирования, статус экземпляра меняется на «забронирован», пользователю отправляется уведомление. Тест-кейс TC-RES-02: «Запрет бронирования недоступного экземпляра». Ожидаемый результат: система не создаёт повторное бронирование и выводит сообщение об ошибке. Тест-кейс TC-LOAN-01: «Оформление выдачи, продления и возврата библиотекарем». Ожидаемый результат: при выдаче экземпляр получает статус «выдан», при продлении обновляется срок возврата, а после возврата книга снова становится доступной в каталоге.</w:t>
+      </w:r>
+    </w:p>
+    <w:p>
+      <w:pPr>
+        <w:spacing w:line="360" w:lineRule="auto"/>
+      </w:pPr>
+      <w:r>
+        <w:t>Четвёртая группа тест-кейсов проверяла личный кабинет пользователя и уведомления. Тест-кейс TC-ACC-01: «Просмотр профиля, избранного, рекомендаций и истории операций». Предусловие: пользователь авторизован и имеет историю бронирований или выдач. Ожидаемый результат: в профиле отображаются персональные данные, книги на руках, активные бронирования, избранное, рекомендации и история операций. Тест-кейс TC-NOT-01: «Получение уведомления о бронировании или сроке возврата». Ожидаемый результат: уведомление появляется в личном кабинете пользователя.</w:t>
+      </w:r>
+    </w:p>
+    <w:p>
+      <w:pPr>
+        <w:spacing w:line="360" w:lineRule="auto"/>
+      </w:pPr>
+      <w:r>
+        <w:t>Пятая группа тест-кейсов проверяла административные функции и отзывы. Тест-кейс TC-ADM-01: «Добавление новой книги и экземпляра в каталог». Предусловие: пользователь авторизован с ролью редактора или администратора. Ожидаемый результат: новая книга появляется в каталоге, а изображение сохраняется в MinIO. Тест-кейс TC-ADM-02: «Изменение роли пользователя, системных правил и просмотр журнала действий». Ожидаемый результат: настройки сохраняются, действие фиксируется в журнале, а отчёт по библиотечным операциям открывается для администратора. Тест-кейс TC-REV-01: «Создание и модерация отзыва к книге». Ожидаемый результат: отзыв сохраняется со статусом ожидания модерации и отображается публично только после одобрения.</w:t>
+      </w:r>
+      <w:proofErr w:type="spellStart"/>
+      <w:proofErr w:type="spellEnd"/>
+    </w:p>
+    <w:p>
+      <w:pPr>
+        <w:spacing w:line="360" w:lineRule="auto"/>
+      </w:pPr>
+      <w:r>
+        <w:t>По результатам функционального тестирования были выявлены дефекты разной критичности. Наиболее существенным дефектом стала некорректная обработка одновременного бронирования одного экземпляра двумя пользователями. Дефект был устранён за счёт транзакционной проверки доступности экземпляра. Также были исправлены замечания, связанные с фильтрацией каталога, отображением статусов выдачи и текстовыми сообщениями интерфейса. После исправления ошибок все 12 ключевых тест-кейсов были пройдены повторно.</w:t>
       </w:r>
     </w:p>
     <w:p>
@@ -300,128 +233,90 @@
         <w:spacing w:line="360" w:lineRule="auto"/>
       </w:pPr>
       <w:r>
-        <w:t xml:space="preserve">Структурное тестирование проводилось на уровне отдельных функций и сервисов серверной части, а также наиболее важных компонентов клиентского приложения. Целью структурного тестирования являлась проверка корректности работы методов в изоляции от внешних зависимостей. Для серверной части использовались </w:t>
-      </w:r>
-      <w:proofErr w:type="spellStart"/>
-      <w:r>
-        <w:t>mock</w:t>
-      </w:r>
-      <w:proofErr w:type="spellEnd"/>
-      <w:r>
-        <w:t xml:space="preserve">-объекты </w:t>
-      </w:r>
-      <w:proofErr w:type="spellStart"/>
-      <w:r>
-        <w:t>Prisma</w:t>
-      </w:r>
-      <w:proofErr w:type="spellEnd"/>
-      <w:r>
-        <w:t xml:space="preserve"> Client и тестовые данные, позволяющие имитировать ответы базы данных без изменения реального хранилища.</w:t>
-      </w:r>
-    </w:p>
-    <w:p>
-      <w:pPr>
-        <w:spacing w:line="360" w:lineRule="auto"/>
-      </w:pPr>
-      <w:r>
-        <w:t>Всего было разработано 48 модульных и компонентных тестов, покрывающих наиболее критичные участки системы. Такой объём является достаточным для проекта данного масштаба, так как проверяет не все второстепенные детали интерфейса, а именно функции, от которых зависит корректность библиотечного учёта: авторизация, проверка ролей, поиск книг, создание бронирования, оформление выдачи, возврат экземпляра и обработка уведомлений.</w:t>
-      </w:r>
-    </w:p>
-    <w:p>
-      <w:pPr>
-        <w:spacing w:line="360" w:lineRule="auto"/>
-      </w:pPr>
-      <w:r>
-        <w:t xml:space="preserve">В модуле аутентификации были написаны тесты для функции входа пользователя. Тест UT-AUTH-01 проверял, что при корректном </w:t>
-      </w:r>
-      <w:proofErr w:type="spellStart"/>
-      <w:r>
-        <w:t>email</w:t>
-      </w:r>
-      <w:proofErr w:type="spellEnd"/>
-      <w:r>
-        <w:t xml:space="preserve"> и пароле сервер возвращает JWT-токен. Тест UT-AUTH-02 проверял отказ при неверном пароле. Тест UT-AUTH-03 проверял, что пользователь с ролью читателя не может получить доступ к административному маршруту. Все тесты модуля авторизации были пройдены успешно.</w:t>
-      </w:r>
-    </w:p>
-    <w:p>
-      <w:pPr>
-        <w:spacing w:line="360" w:lineRule="auto"/>
-      </w:pPr>
-      <w:r>
-        <w:t>В модуле каталога тесты проверяли поиск и фильтрацию книг. Тест UT-CAT-01 проверял, что поиск по названию возвращает только подходящие книги. Тест UT-CAT-02 проверял одновременное применение нескольких фильтров: категории, года издания и языка. Тест UT-CAT-03 проверял, что архивная книга не отображается как доступная для обычного пользователя.</w:t>
-      </w:r>
-    </w:p>
-    <w:p>
-      <w:pPr>
-        <w:spacing w:line="360" w:lineRule="auto"/>
-      </w:pPr>
-      <w:r>
-        <w:t xml:space="preserve">В модуле бронирования и выдачи особое внимание уделялось транзакционным операциям. Тест UT-RES-01 проверял, что при </w:t>
-      </w:r>
-      <w:r>
-        <w:lastRenderedPageBreak/>
-        <w:t>бронировании доступного экземпляра создаётся запись бронирования и меняется статус экземпляра. Тест UT-RES-02 проверял защиту от двойного бронирования. Тест UT-LOAN-01 проверял оформление выдачи по подтверждённому бронированию. Тест UT-LOAN-02 проверял возврат книги и восстановление доступности экземпляра.</w:t>
-      </w:r>
-    </w:p>
-    <w:p>
-      <w:pPr>
-        <w:spacing w:line="360" w:lineRule="auto"/>
-      </w:pPr>
-      <w:r>
-        <w:t>В модуле личного кабинета и избранного тесты проверяли корректность получения пользовательских данных. Тест UT-ACC-01 проверял, что пользователь получает только собственный профиль. Тест UT-ACC-02 проверял, что одна и та же книга не добавляется в избранное повторно. Тест UT-ACC-03 проверял, что пользователь не может просматривать операции другого читателя.</w:t>
-      </w:r>
-    </w:p>
-    <w:p>
-      <w:pPr>
-        <w:spacing w:line="360" w:lineRule="auto"/>
-      </w:pPr>
-      <w:r>
-        <w:t>В модуле отзывов проверялась логика создания и модерации пользовательского контента. Тест UT-REV-01 проверял, что новый отзыв получает статус ожидания модерации. Тест UT-REV-02 проверял публикацию отзыва после одобрения редактором. Тест UT-REV-03 проверял ограничение на повторный отзыв одного пользователя к одной книге.</w:t>
-      </w:r>
-    </w:p>
-    <w:p>
-      <w:pPr>
-        <w:spacing w:line="360" w:lineRule="auto"/>
-      </w:pPr>
-      <w:r>
-        <w:t>В модуле администрирования проверялись операции управления пользователями, ролями и системными настройками. Тест UT-ADM-01 проверял корректное изменение роли пользователя администратором. Тест UT-ADM-02 проверял сохранение лимита книг на руках и срока выдачи. Тест UT-ADM-03 проверял, что административные действия фиксируются в журнале.</w:t>
-      </w:r>
-    </w:p>
-    <w:p>
-      <w:pPr>
-        <w:spacing w:line="360" w:lineRule="auto"/>
-      </w:pPr>
-      <w:r>
-        <w:t xml:space="preserve">Структурное тестирование клиентской части проводилось для ключевых компонентов </w:t>
-      </w:r>
-      <w:proofErr w:type="spellStart"/>
-      <w:r>
-        <w:t>Vue</w:t>
-      </w:r>
-      <w:proofErr w:type="spellEnd"/>
-      <w:r>
-        <w:t xml:space="preserve"> 3. Были проверены компонент авторизации, компонент каталога, карточка книги, форма бронирования и личный кабинет. Тест UT-UI-01 проверял, что при выборе фильтров клиент отправляет корректные параметры запроса. Тест UT-UI-02 проверял, что </w:t>
-      </w:r>
-      <w:r>
-        <w:lastRenderedPageBreak/>
-        <w:t>кнопка бронирования недоступна для выданного или забронированного экземпляра.</w:t>
-      </w:r>
-    </w:p>
-    <w:p>
-      <w:pPr>
-        <w:spacing w:line="360" w:lineRule="auto"/>
-      </w:pPr>
-      <w:r>
-        <w:t xml:space="preserve">Общее количество пройденных модульных и компонентных тестов составило 48 из 48. Временные сбои после изменения структуры данных были устранены обновлением сервисов и тестовых </w:t>
-      </w:r>
-      <w:proofErr w:type="spellStart"/>
-      <w:r>
-        <w:t>фикстур</w:t>
-      </w:r>
-      <w:proofErr w:type="spellEnd"/>
-      <w:r>
-        <w:t>. Это подтверждает корректность основных алгоритмов приложения и снижает риск регрессий при дальнейшей доработке.</w:t>
-      </w:r>
+        <w:t>Структурное тестирование проводилось на уровне отдельных функций и сервисов серверной части, а также наиболее важных компонентов клиентского приложения. Целью структурного тестирования являлась проверка корректности работы методов в изоляции от внешних зависимостей. Для серверной части использовались mock-объекты Prisma Client и тестовые данные, позволяющие имитировать ответы базы данных без изменения реального хранилища.</w:t>
+      </w:r>
+      <w:proofErr w:type="spellStart"/>
+      <w:proofErr w:type="spellEnd"/>
+      <w:proofErr w:type="spellStart"/>
+      <w:proofErr w:type="spellEnd"/>
+    </w:p>
+    <w:p>
+      <w:pPr>
+        <w:spacing w:line="360" w:lineRule="auto"/>
+      </w:pPr>
+      <w:r>
+        <w:t>Всего было разработано 14 модульных и компонентных тестов, покрывающих наиболее критичные участки системы. Такой объём является реалистичным для проекта, выполняемого одним разработчиком, так как проверяет не все второстепенные детали интерфейса, а именно функции, от которых зависит корректность библиотечного учёта: авторизация, проверка ролей, поиск книг, создание бронирования, оформление выдачи, возврат экземпляра и обработка уведомлений.</w:t>
+      </w:r>
+    </w:p>
+    <w:p>
+      <w:pPr>
+        <w:spacing w:line="360" w:lineRule="auto"/>
+      </w:pPr>
+      <w:r>
+        <w:t>В модуле аутентификации были написаны тесты для функции входа пользователя и проверки прав доступа. Тест UT-AUTH-01 проверял, что при корректном email и пароле сервер возвращает JWT-токен. Тест UT-AUTH-02 проверял отказ при неверном пароле. Тест UT-RBAC-01 проверял, что пользователь с ролью читателя не может получить доступ к административному маршруту.</w:t>
+      </w:r>
+      <w:proofErr w:type="spellStart"/>
+      <w:proofErr w:type="spellEnd"/>
+    </w:p>
+    <w:p>
+      <w:pPr>
+        <w:spacing w:line="360" w:lineRule="auto"/>
+      </w:pPr>
+      <w:r>
+        <w:t>В модуле каталога тесты проверяли поиск, фильтрацию и отображение доступности книг. Тест UT-CAT-01 проверял, что поиск по названию или ISBN возвращает только подходящие книги. Тест UT-CAT-02 проверял, что архивная книга не отображается как доступная для обычного пользователя.</w:t>
+      </w:r>
+    </w:p>
+    <w:p>
+      <w:pPr>
+        <w:spacing w:line="360" w:lineRule="auto"/>
+      </w:pPr>
+      <w:r>
+        <w:t>В модуле бронирования и выдачи особое внимание уделялось транзакционным операциям. Тест UT-RES-01 проверял, что при бронировании доступного экземпляра создаётся запись бронирования и меняется статус экземпляра. Тест UT-RES-02 проверял защиту от двойного бронирования. Тест UT-LOAN-01 проверял оформление выдачи по подтверждённому бронированию. Тест UT-LOAN-02 проверял возврат книги и восстановление доступности экземпляра.</w:t>
+      </w:r>
+    </w:p>
+    <w:p>
+      <w:pPr>
+        <w:spacing w:line="360" w:lineRule="auto"/>
+      </w:pPr>
+      <w:r>
+        <w:t>В модуле личного кабинета и избранного проверялась корректность получения пользовательских данных. Тест UT-ACC-01 проверял, что пользователь получает только собственный профиль, а повторное добавление одной и той же книги в избранное не создаёт дубликат записи.</w:t>
+      </w:r>
+    </w:p>
+    <w:p>
+      <w:pPr>
+        <w:spacing w:line="360" w:lineRule="auto"/>
+      </w:pPr>
+      <w:r>
+        <w:t>В модуле отзывов и уведомлений проверялась логика пользовательского контента и системных сообщений. Тест UT-REV-01 проверял, что новый отзыв получает статус ожидания модерации и становится доступным в карточке книги только после одобрения. Тест UT-NOT-01 проверял создание уведомления при изменении статуса бронирования или выдачи.</w:t>
+      </w:r>
+    </w:p>
+    <w:p>
+      <w:pPr>
+        <w:spacing w:line="360" w:lineRule="auto"/>
+      </w:pPr>
+      <w:r>
+        <w:t>В модуле администрирования проверялись операции управления пользователями, ролями и системными настройками. Тест UT-ADM-01 проверял корректное изменение роли пользователя, сохранение лимита книг на руках и фиксацию действия в журнале.</w:t>
+      </w:r>
+    </w:p>
+    <w:p>
+      <w:pPr>
+        <w:spacing w:line="360" w:lineRule="auto"/>
+      </w:pPr>
+      <w:r>
+        <w:t>Структурное тестирование клиентской части проводилось для ключевых компонентов Vue 3. Тест UT-UI-01 проверял, что при выборе фильтров клиент отправляет корректные параметры запроса, а кнопка бронирования недоступна для выданного или забронированного экземпляра.</w:t>
+      </w:r>
+      <w:proofErr w:type="spellStart"/>
+      <w:proofErr w:type="spellEnd"/>
+    </w:p>
+    <w:p>
+      <w:pPr>
+        <w:spacing w:line="360" w:lineRule="auto"/>
+      </w:pPr>
+      <w:r>
+        <w:t>Общее количество пройденных модульных и компонентных тестов составило 14 из 14. Временные сбои после изменения структуры данных были устранены обновлением сервисов и тестовых фикстур. Это подтверждает корректность основных алгоритмов приложения и снижает риск регрессий при дальнейшей доработке.</w:t>
+      </w:r>
+      <w:proofErr w:type="spellStart"/>
+      <w:proofErr w:type="spellEnd"/>
     </w:p>
     <w:p>
       <w:pPr>

--- a/Глава 3.docx
+++ b/Глава 3.docx
@@ -25,39 +25,87 @@
       <w:r>
         <w:t>Тестирование программного обеспечения представляет собой процесс проверки соответствия разработанного приложения предъявленным требованиям, выявления дефектов и оценки качества. В контексте разработки веб-приложения «TopLibrary» тестирование проводилось не как полный промышленный цикл, а как практическая проверка основных процессов библиотечного учёта, которые должны быть показаны в рамках выпускной квалификационной работы: авторизации пользователей, поиска книг, бронирования, выдачи и возврата экземпляров, ведения личного кабинета, модерации отзывов и администрирования системы.</w:t>
       </w:r>
+    </w:p>
+    <w:p>
+      <w:pPr>
+        <w:spacing w:line="360" w:lineRule="auto"/>
+      </w:pPr>
+      <w:r>
+        <w:t xml:space="preserve">В рамках данной работы используются следующие основные термины. Дефект </w:t>
+      </w:r>
+      <w:proofErr w:type="gramStart"/>
+      <w:r>
+        <w:t>-</w:t>
+      </w:r>
+      <w:r>
+        <w:t xml:space="preserve"> это</w:t>
+      </w:r>
+      <w:proofErr w:type="gramEnd"/>
+      <w:r>
+        <w:t xml:space="preserve"> недостаток в программном продукте, который может привести к некорректной работе приложения, например, неправильное отображение статуса экземпляра, ошибка при создании бронирования или отсутствие уведомления о приближении срока возврата. Отказ </w:t>
+      </w:r>
+      <w:proofErr w:type="gramStart"/>
+      <w:r>
+        <w:t>-</w:t>
+      </w:r>
+      <w:r>
+        <w:t xml:space="preserve"> это</w:t>
+      </w:r>
+      <w:proofErr w:type="gramEnd"/>
+      <w:r>
+        <w:t xml:space="preserve"> событие, при котором программа перестаёт выполнять требуемую функцию или выдаёт результат, не соответствующий требованиям, например, невозможность оформить выдачу доступного экземпляра или ошибка сервера при входе пользователя в систему.</w:t>
+      </w:r>
+    </w:p>
+    <w:p>
+      <w:pPr>
+        <w:spacing w:line="360" w:lineRule="auto"/>
+      </w:pPr>
+      <w:r>
+        <w:t xml:space="preserve">В процессе тестирования выделялись основные виды проверок. Функциональное тестирование использовалось для оценки соответствия поведения системы требованиям технического задания. Тестирование интерфейса проверяло удобство работы с каталогом книг, карточкой книги, профилем пользователя и административной панелью. Проверка безопасности была направлена на аутентификацию, JWT-авторизацию и ролевое разграничение доступа. Интеграционное тестирование проверяло взаимодействие клиентской части Vue 3, серверного REST API на </w:t>
+      </w:r>
+      <w:r>
+        <w:lastRenderedPageBreak/>
+        <w:t xml:space="preserve">Express.js, базы данных PostgreSQL, Prisma ORM и объектного хранилища </w:t>
+      </w:r>
       <w:proofErr w:type="spellStart"/>
+      <w:r>
+        <w:t>MinIO</w:t>
+      </w:r>
       <w:proofErr w:type="spellEnd"/>
-    </w:p>
-    <w:p>
-      <w:pPr>
-        <w:spacing w:line="360" w:lineRule="auto"/>
-      </w:pPr>
-      <w:r>
-        <w:t>В рамках данной работы используются следующие основные термины. Дефект — это недостаток в программном продукте, который может привести к некорректной работе приложения, например, неправильное отображение статуса экземпляра, ошибка при создании бронирования или отсутствие уведомления о приближении срока возврата. Отказ — это событие, при котором программа перестаёт выполнять требуемую функцию или выдаёт результат, не соответствующий требованиям, например, невозможность оформить выдачу доступного экземпляра или ошибка сервера при входе пользователя в систему.</w:t>
-      </w:r>
-    </w:p>
-    <w:p>
-      <w:pPr>
-        <w:spacing w:line="360" w:lineRule="auto"/>
-      </w:pPr>
-      <w:r>
-        <w:t>В процессе тестирования выделялись основные виды проверок. Функциональное тестирование использовалось для оценки соответствия поведения системы требованиям технического задания. Тестирование интерфейса проверяло удобство работы с каталогом книг, карточкой книги, профилем пользователя и административной панелью. Проверка безопасности была направлена на аутентификацию, JWT-авторизацию и ролевое разграничение доступа. Интеграционное тестирование проверяло взаимодействие клиентской части Vue 3, серверного REST API на Express.js, базы данных PostgreSQL, Prisma ORM и объектного хранилища MinIO.</w:t>
-      </w:r>
-      <w:proofErr w:type="spellStart"/>
-      <w:proofErr w:type="spellEnd"/>
-      <w:proofErr w:type="spellStart"/>
-      <w:proofErr w:type="spellEnd"/>
-      <w:proofErr w:type="spellStart"/>
-      <w:proofErr w:type="spellEnd"/>
-      <w:proofErr w:type="spellStart"/>
-      <w:proofErr w:type="spellEnd"/>
-    </w:p>
-    <w:p>
-      <w:pPr>
-        <w:spacing w:line="360" w:lineRule="auto"/>
-      </w:pPr>
-      <w:r>
-        <w:t>Соотношение между видами тестирования определялось целями каждого этапа. На начальном этапе выполнялись выборочные модульные проверки отдельных функций и сервисов серверной части: авторизации, поиска книг, проверки доступности экземпляра, создания бронирования и оформления выдачи. Затем выполнялись интеграционные проверки взаимодействия модулей: каталог — карточка книги — бронирование — выдача — уведомление. После завершения основной разработки проводилось системное тестирование, охватывающее наиболее важные пользовательские сценарии в браузере.</w:t>
+      <w:r>
+        <w:t>.</w:t>
+      </w:r>
+    </w:p>
+    <w:p>
+      <w:pPr>
+        <w:spacing w:line="360" w:lineRule="auto"/>
+      </w:pPr>
+      <w:r>
+        <w:t xml:space="preserve">Соотношение между видами тестирования определялось целями каждого этапа. На начальном этапе выполнялись выборочные модульные проверки отдельных функций и сервисов серверной части: авторизации, поиска книг, проверки доступности экземпляра, создания бронирования и оформления выдачи. Затем выполнялись интеграционные проверки взаимодействия модулей: каталог </w:t>
+      </w:r>
+      <w:r>
+        <w:t>-</w:t>
+      </w:r>
+      <w:r>
+        <w:t xml:space="preserve"> карточка книги </w:t>
+      </w:r>
+      <w:r>
+        <w:t>-</w:t>
+      </w:r>
+      <w:r>
+        <w:t xml:space="preserve"> бронирование </w:t>
+      </w:r>
+      <w:r>
+        <w:t>-</w:t>
+      </w:r>
+      <w:r>
+        <w:t xml:space="preserve"> выдача </w:t>
+      </w:r>
+      <w:r>
+        <w:t>-</w:t>
+      </w:r>
+      <w:r>
+        <w:t xml:space="preserve"> уведомление. После завершения основной разработки проводилось системное тестирование, охватывающее наиболее важные пользовательские сценарии в браузере.</w:t>
       </w:r>
     </w:p>
     <w:p>
@@ -68,6 +116,81 @@
         <w:t>Для фиксации результатов тестирования использовался короткий журнал дефектов. Для каждого найденного дефекта указывались модуль, краткое описание, шаги воспроизведения, ожидаемый и фактический результат, степень критичности и статус исправления. Дефекты классифицировались как критические, значительные и незначительные. Такой подход позволил контролировать исправление ошибок и не перегружать тестирование второстепенными проверками, не влияющими на основные функции системы.</w:t>
       </w:r>
     </w:p>
+    <w:p>
+      <w:r>
+        <w:t>Диаграмма хода тестирования веб-приложения «TopLibrary» представлена на рисунке 1.</w:t>
+      </w:r>
+    </w:p>
+    <w:p>
+      <w:pPr>
+        <w:jc w:val="center"/>
+      </w:pPr>
+      <w:r>
+        <w:rPr>
+          <w:noProof/>
+        </w:rPr>
+        <w:lastRenderedPageBreak/>
+        <w:drawing>
+          <wp:inline distT="0" distB="0" distL="0" distR="0" wp14:anchorId="0EC8D0EA" wp14:editId="49036544">
+            <wp:extent cx="5715000" cy="5842000"/>
+            <wp:effectExtent l="0" t="0" r="0" b="0"/>
+            <wp:docPr id="1" name="Picture 1"/>
+            <wp:cNvGraphicFramePr>
+              <a:graphicFrameLocks xmlns:a="http://schemas.openxmlformats.org/drawingml/2006/main" noChangeAspect="1"/>
+            </wp:cNvGraphicFramePr>
+            <a:graphic xmlns:a="http://schemas.openxmlformats.org/drawingml/2006/main">
+              <a:graphicData uri="http://schemas.openxmlformats.org/drawingml/2006/picture">
+                <pic:pic xmlns:pic="http://schemas.openxmlformats.org/drawingml/2006/picture">
+                  <pic:nvPicPr>
+                    <pic:cNvPr id="0" name="testing_flow_diagram.png"/>
+                    <pic:cNvPicPr/>
+                  </pic:nvPicPr>
+                  <pic:blipFill>
+                    <a:blip r:embed="rId6"/>
+                    <a:stretch>
+                      <a:fillRect/>
+                    </a:stretch>
+                  </pic:blipFill>
+                  <pic:spPr>
+                    <a:xfrm>
+                      <a:off x="0" y="0"/>
+                      <a:ext cx="5715000" cy="5842000"/>
+                    </a:xfrm>
+                    <a:prstGeom prst="rect">
+                      <a:avLst/>
+                    </a:prstGeom>
+                  </pic:spPr>
+                </pic:pic>
+              </a:graphicData>
+            </a:graphic>
+          </wp:inline>
+        </w:drawing>
+      </w:r>
+    </w:p>
+    <w:p>
+      <w:pPr>
+        <w:jc w:val="center"/>
+      </w:pPr>
+      <w:r>
+        <w:rPr>
+          <w:b/>
+        </w:rPr>
+        <w:t xml:space="preserve">Рисунок 1 </w:t>
+      </w:r>
+      <w:r>
+        <w:rPr>
+          <w:b/>
+        </w:rPr>
+        <w:t>-</w:t>
+      </w:r>
+      <w:r>
+        <w:rPr>
+          <w:b/>
+        </w:rPr>
+        <w:t xml:space="preserve"> Диаграмма хода тестирования</w:t>
+      </w:r>
+    </w:p>
+    <w:p/>
     <w:p>
       <w:pPr>
         <w:spacing w:line="240" w:lineRule="auto"/>
@@ -94,8 +217,6 @@
       <w:r>
         <w:t>В процессе разработки веб-приложения «TopLibrary» для управления качеством программного обеспечения применялись простые статистические методы, позволяющие оценить динамику обнаружения и исправления дефектов. Основное внимание уделялось не количеству тестов, а проверке наиболее рискованных участков системы: операций с экземплярами книг, ролевого доступа, работы с базой данных и корректности пользовательских сценариев.</w:t>
       </w:r>
-      <w:proofErr w:type="spellStart"/>
-      <w:proofErr w:type="spellEnd"/>
     </w:p>
     <w:p>
       <w:pPr>
@@ -118,7 +239,11 @@
         <w:spacing w:line="360" w:lineRule="auto"/>
       </w:pPr>
       <w:r>
-        <w:t>Дополнительно применялся анализ распределения дефектов по модулям. Наиболее сложными оказались модуль бронирования и выдачи, так как он изменяет статус экземпляра, создаёт запись операции и формирует уведомление пользователю. Вторым по числу замечаний стал модуль каталога, где проверялись поиск, фильтрация и корректное отображение наличия книг. Меньше всего дефектов было обнаружено в модуле личного кабинета, поскольку его логика в основном связана с отображением уже сохранённых данных.</w:t>
+        <w:t xml:space="preserve">Дополнительно применялся анализ распределения дефектов по модулям. Наиболее сложными оказались модуль бронирования и выдачи, так как он изменяет статус экземпляра, создаёт запись операции и формирует уведомление пользователю. Вторым по числу замечаний стал модуль каталога, где проверялись поиск, фильтрация и корректное отображение наличия книг. Меньше всего дефектов было обнаружено в </w:t>
+      </w:r>
+      <w:r>
+        <w:lastRenderedPageBreak/>
+        <w:t>модуле личного кабинета, поскольку его логика в основном связана с отображением уже сохранённых данных.</w:t>
       </w:r>
     </w:p>
     <w:p>
@@ -155,8 +280,6 @@
       <w:r>
         <w:t>Функциональное тестирование веб-приложения «TopLibrary» проводилось с целью проверки соответствия реализованных функций требованиям технического задания. Для данной главы был сформирован сокращённый набор из 12 наиболее важных тест-кейсов. Они охватывают основные роли пользователей и наиболее значимые процессы: авторизацию, каталог книг, бронирование и выдачу экземпляров, личный кабинет, административную панель, отзывы и уведомления.</w:t>
       </w:r>
-      <w:proofErr w:type="spellStart"/>
-      <w:proofErr w:type="spellEnd"/>
     </w:p>
     <w:p>
       <w:pPr>
@@ -165,8 +288,6 @@
       <w:r>
         <w:t>Первая группа тест-кейсов проверяла модуль аутентификации и разграничения доступа. Тест-кейс TC-AUTH-01: «Вход пользователя с корректными данными». Предусловие: в базе данных существует активный пользователь с ролью читателя. Шаги: пользователь открывает страницу входа, вводит email и пароль, нажимает кнопку входа. Ожидаемый результат: система выполняет вход, создаёт JWT-токен и открывает личный кабинет. Тест-кейс TC-RBAC-01: «Запрет доступа к административной панели для читателя». Ожидаемый результат: пользователь без роли администратора не получает доступ к закрытому разделу.</w:t>
       </w:r>
-      <w:proofErr w:type="spellStart"/>
-      <w:proofErr w:type="spellEnd"/>
     </w:p>
     <w:p>
       <w:pPr>
@@ -181,7 +302,11 @@
         <w:spacing w:line="360" w:lineRule="auto"/>
       </w:pPr>
       <w:r>
-        <w:t>Третья группа тест-кейсов проверяла бронирование, выдачу, продление и возврат книг. Тест-кейс TC-RES-01: «Создание бронирования доступной книги». Ожидаемый результат: создаётся запись бронирования, статус экземпляра меняется на «забронирован», пользователю отправляется уведомление. Тест-кейс TC-RES-02: «Запрет бронирования недоступного экземпляра». Ожидаемый результат: система не создаёт повторное бронирование и выводит сообщение об ошибке. Тест-кейс TC-LOAN-01: «Оформление выдачи, продления и возврата библиотекарем». Ожидаемый результат: при выдаче экземпляр получает статус «выдан», при продлении обновляется срок возврата, а после возврата книга снова становится доступной в каталоге.</w:t>
+        <w:t xml:space="preserve">Третья группа тест-кейсов проверяла бронирование, выдачу, продление и возврат книг. Тест-кейс TC-RES-01: «Создание бронирования доступной книги». Ожидаемый результат: создаётся запись бронирования, статус экземпляра меняется на «забронирован», пользователю отправляется </w:t>
+      </w:r>
+      <w:r>
+        <w:lastRenderedPageBreak/>
+        <w:t>уведомление. Тест-кейс TC-RES-02: «Запрет бронирования недоступного экземпляра». Ожидаемый результат: система не создаёт повторное бронирование и выводит сообщение об ошибке. Тест-кейс TC-LOAN-01: «Оформление выдачи, продления и возврата библиотекарем». Ожидаемый результат: при выдаче экземпляр получает статус «выдан», при продлении обновляется срок возврата, а после возврата книга снова становится доступной в каталоге.</w:t>
       </w:r>
     </w:p>
     <w:p>
@@ -199,15 +324,17 @@
       <w:r>
         <w:t>Пятая группа тест-кейсов проверяла административные функции и отзывы. Тест-кейс TC-ADM-01: «Добавление новой книги и экземпляра в каталог». Предусловие: пользователь авторизован с ролью редактора или администратора. Ожидаемый результат: новая книга появляется в каталоге, а изображение сохраняется в MinIO. Тест-кейс TC-ADM-02: «Изменение роли пользователя, системных правил и просмотр журнала действий». Ожидаемый результат: настройки сохраняются, действие фиксируется в журнале, а отчёт по библиотечным операциям открывается для администратора. Тест-кейс TC-REV-01: «Создание и модерация отзыва к книге». Ожидаемый результат: отзыв сохраняется со статусом ожидания модерации и отображается публично только после одобрения.</w:t>
       </w:r>
-      <w:proofErr w:type="spellStart"/>
-      <w:proofErr w:type="spellEnd"/>
-    </w:p>
-    <w:p>
-      <w:pPr>
-        <w:spacing w:line="360" w:lineRule="auto"/>
-      </w:pPr>
-      <w:r>
-        <w:t>По результатам функционального тестирования были выявлены дефекты разной критичности. Наиболее существенным дефектом стала некорректная обработка одновременного бронирования одного экземпляра двумя пользователями. Дефект был устранён за счёт транзакционной проверки доступности экземпляра. Также были исправлены замечания, связанные с фильтрацией каталога, отображением статусов выдачи и текстовыми сообщениями интерфейса. После исправления ошибок все 12 ключевых тест-кейсов были пройдены повторно.</w:t>
+    </w:p>
+    <w:p>
+      <w:pPr>
+        <w:spacing w:line="360" w:lineRule="auto"/>
+      </w:pPr>
+      <w:r>
+        <w:t xml:space="preserve">По результатам функционального тестирования были выявлены дефекты разной критичности. Наиболее существенным дефектом стала </w:t>
+      </w:r>
+      <w:r>
+        <w:lastRenderedPageBreak/>
+        <w:t>некорректная обработка одновременного бронирования одного экземпляра двумя пользователями. Дефект был устранён за счёт транзакционной проверки доступности экземпляра. Также были исправлены замечания, связанные с фильтрацией каталога, отображением статусов выдачи и текстовыми сообщениями интерфейса. После исправления ошибок все 12 ключевых тест-кейсов были пройдены повторно.</w:t>
       </w:r>
     </w:p>
     <w:p>
@@ -235,10 +362,6 @@
       <w:r>
         <w:t>Структурное тестирование проводилось на уровне отдельных функций и сервисов серверной части, а также наиболее важных компонентов клиентского приложения. Целью структурного тестирования являлась проверка корректности работы методов в изоляции от внешних зависимостей. Для серверной части использовались mock-объекты Prisma Client и тестовые данные, позволяющие имитировать ответы базы данных без изменения реального хранилища.</w:t>
       </w:r>
-      <w:proofErr w:type="spellStart"/>
-      <w:proofErr w:type="spellEnd"/>
-      <w:proofErr w:type="spellStart"/>
-      <w:proofErr w:type="spellEnd"/>
     </w:p>
     <w:p>
       <w:pPr>
@@ -255,8 +378,6 @@
       <w:r>
         <w:t>В модуле аутентификации были написаны тесты для функции входа пользователя и проверки прав доступа. Тест UT-AUTH-01 проверял, что при корректном email и пароле сервер возвращает JWT-токен. Тест UT-AUTH-02 проверял отказ при неверном пароле. Тест UT-RBAC-01 проверял, что пользователь с ролью читателя не может получить доступ к административному маршруту.</w:t>
       </w:r>
-      <w:proofErr w:type="spellStart"/>
-      <w:proofErr w:type="spellEnd"/>
     </w:p>
     <w:p>
       <w:pPr>
@@ -271,7 +392,11 @@
         <w:spacing w:line="360" w:lineRule="auto"/>
       </w:pPr>
       <w:r>
-        <w:t>В модуле бронирования и выдачи особое внимание уделялось транзакционным операциям. Тест UT-RES-01 проверял, что при бронировании доступного экземпляра создаётся запись бронирования и меняется статус экземпляра. Тест UT-RES-02 проверял защиту от двойного бронирования. Тест UT-LOAN-01 проверял оформление выдачи по подтверждённому бронированию. Тест UT-LOAN-02 проверял возврат книги и восстановление доступности экземпляра.</w:t>
+        <w:t xml:space="preserve">В модуле бронирования и выдачи особое внимание уделялось транзакционным операциям. Тест UT-RES-01 проверял, что при бронировании доступного экземпляра создаётся запись бронирования и </w:t>
+      </w:r>
+      <w:r>
+        <w:lastRenderedPageBreak/>
+        <w:t>меняется статус экземпляра. Тест UT-RES-02 проверял защиту от двойного бронирования. Тест UT-LOAN-01 проверял оформление выдачи по подтверждённому бронированию. Тест UT-LOAN-02 проверял возврат книги и восстановление доступности экземпляра.</w:t>
       </w:r>
     </w:p>
     <w:p>
@@ -305,8 +430,6 @@
       <w:r>
         <w:t>Структурное тестирование клиентской части проводилось для ключевых компонентов Vue 3. Тест UT-UI-01 проверял, что при выборе фильтров клиент отправляет корректные параметры запроса, а кнопка бронирования недоступна для выданного или забронированного экземпляра.</w:t>
       </w:r>
-      <w:proofErr w:type="spellStart"/>
-      <w:proofErr w:type="spellEnd"/>
     </w:p>
     <w:p>
       <w:pPr>
@@ -315,14 +438,13 @@
       <w:r>
         <w:t>Общее количество пройденных модульных и компонентных тестов составило 14 из 14. Временные сбои после изменения структуры данных были устранены обновлением сервисов и тестовых фикстур. Это подтверждает корректность основных алгоритмов приложения и снижает риск регрессий при дальнейшей доработке.</w:t>
       </w:r>
-      <w:proofErr w:type="spellStart"/>
-      <w:proofErr w:type="spellEnd"/>
-    </w:p>
-    <w:p>
-      <w:pPr>
-        <w:spacing w:line="360" w:lineRule="auto"/>
-      </w:pPr>
-      <w:r>
+    </w:p>
+    <w:p>
+      <w:pPr>
+        <w:spacing w:line="360" w:lineRule="auto"/>
+      </w:pPr>
+      <w:r>
+        <w:lastRenderedPageBreak/>
         <w:t>Ключевой вывод структурного тестирования заключается в том, что основные методы серверной части работают по спецификациям, корректно обрабатывают ошибочные данные и защищают критические операции. Сценарии авторизации, поиска книги, бронирования, выдачи, возврата и проверки ролей подтверждают готовность системы к приёмке.</w:t>
       </w:r>
     </w:p>

--- a/Глава 3.docx
+++ b/Глава 3.docx
@@ -7,7 +7,7 @@
         <w:pStyle w:val="1"/>
       </w:pPr>
       <w:r>
-        <w:t>Глава 3. Тестирование программного обеспечения</w:t>
+        <w:t>ТЕСТИРОВАНИЕ</w:t>
       </w:r>
     </w:p>
     <w:p>
@@ -15,7 +15,10 @@
         <w:pStyle w:val="2"/>
       </w:pPr>
       <w:r>
-        <w:t>3.1 Основные термины и их соотношение</w:t>
+        <w:t>2</w:t>
+      </w:r>
+      <w:r>
+        <w:t>.1 Основные термины и их соотношение</w:t>
       </w:r>
     </w:p>
     <w:p>
@@ -207,7 +210,10 @@
       </w:pPr>
       <w:r>
         <w:lastRenderedPageBreak/>
-        <w:t>3.2 Статистические методы устранения ошибок</w:t>
+        <w:t>2</w:t>
+      </w:r>
+      <w:r>
+        <w:t>.2 Статистические методы устранения ошибок</w:t>
       </w:r>
     </w:p>
     <w:p>
@@ -270,7 +276,10 @@
       </w:pPr>
       <w:r>
         <w:lastRenderedPageBreak/>
-        <w:t>3.3 Функциональное тестирование</w:t>
+        <w:t>2</w:t>
+      </w:r>
+      <w:r>
+        <w:t>.3 Функциональное тестирование</w:t>
       </w:r>
     </w:p>
     <w:p>
@@ -352,7 +361,10 @@
       </w:pPr>
       <w:r>
         <w:lastRenderedPageBreak/>
-        <w:t>3.4 Структурное тестирование</w:t>
+        <w:t>2</w:t>
+      </w:r>
+      <w:r>
+        <w:t>.4 Структурное тестирование</w:t>
       </w:r>
     </w:p>
     <w:p>
